--- a/policies/build/masters_hco/HCO.IPC.2_v2_master.docx
+++ b/policies/build/masters_hco/HCO.IPC.2_v2_master.docx
@@ -773,7 +773,7 @@
           <w:sz w:val="22"/>
           <w:szCs w:val="22"/>
         </w:rPr>
-        <w:t xml:space="preserve">Boundaries: do not copy SHCO equivalent-chapter wording. Do not overwrite HCO AAC, COP, MOM or PRE policies. Spell out abbreviations on first use in training materials. OE counts/levels/asterisks stay with the official portal Standards PDF. Method notes come from the Guidebook Interpretation paragraphs (scanned PDF md5 2c4489ee98de4ae9b49cba168ea9f42a).</w:t>
+        <w:t xml:space="preserve">Boundaries: do not overwrite HCO AAC, COP, MOM or PRE policies. Spell out abbreviations on first use in training materials. OE counts/levels/asterisks stay with the official portal Standards PDF. Method notes come from the Guidebook Interpretation paragraphs (scanned PDF md5 2c4489ee98de4ae9b49cba168ea9f42a).</w:t>
       </w:r>
     </w:p>
     <w:p>
@@ -827,7 +827,7 @@
           <w:sz w:val="22"/>
           <w:szCs w:val="22"/>
         </w:rPr>
-        <w:t xml:space="preserve">1. Do not skip: The management makes available resources required for the infection prevention and control programme includ...</w:t>
+        <w:t xml:space="preserve">1. Do not skip: The management makes available resources required for the infection prevention and control programme...</w:t>
       </w:r>
     </w:p>
     <w:p>
@@ -839,7 +839,7 @@
           <w:sz w:val="22"/>
           <w:szCs w:val="22"/>
         </w:rPr>
-        <w:t xml:space="preserve">2. Do not skip: Adequate and appropriate personal protective equipment, soaps, and disinfectants are available and used cor...</w:t>
+        <w:t xml:space="preserve">2. Do not skip: Adequate and appropriate personal protective equipment, soaps, and disinfectants are available and used...</w:t>
       </w:r>
     </w:p>
     <w:p>
@@ -893,7 +893,7 @@
         <w:spacing w:after="100" w:before="220"/>
       </w:pPr>
       <w:r>
-        <w:t xml:space="preserve">5.1 The management makes available resources required for the infection p...</w:t>
+        <w:t xml:space="preserve">5.1 The management makes available resources required for the infection...</w:t>
       </w:r>
     </w:p>
     <w:p>
@@ -950,7 +950,7 @@
         <w:spacing w:after="100" w:before="220"/>
       </w:pPr>
       <w:r>
-        <w:t xml:space="preserve">5.2 Adequate and appropriate personal protective equipment, soaps, and di...</w:t>
+        <w:t xml:space="preserve">5.2 Adequate and appropriate personal protective equipment, soaps, and...</w:t>
       </w:r>
     </w:p>
     <w:p>
@@ -995,7 +995,7 @@
         <w:spacing w:after="100" w:before="220"/>
       </w:pPr>
       <w:r>
-        <w:t xml:space="preserve">5.3 Adequate and appropriate facilities for hand hygiene in all patient-c...</w:t>
+        <w:t xml:space="preserve">5.3 Adequate and appropriate facilities for hand hygiene in all...</w:t>
       </w:r>
     </w:p>
     <w:p>
@@ -1098,6 +1098,20 @@
       </w:pPr>
       <w:r>
         <w:t xml:space="preserve">6. Governance and responsibility</w:t>
+      </w:r>
+    </w:p>
+    <w:p>
+      <w:pPr>
+        <w:spacing w:after="20" w:before="100"/>
+      </w:pPr>
+      <w:r>
+        <w:rPr>
+          <w:b/>
+          <w:bCs/>
+          <w:sz w:val="22"/>
+          <w:szCs w:val="22"/>
+        </w:rPr>
+        <w:t xml:space="preserve">Medical Superintendent</w:t>
       </w:r>
     </w:p>
     <w:p>
@@ -1114,7 +1128,7 @@
           <w:sz w:val="22"/>
           <w:szCs w:val="22"/>
         </w:rPr>
-        <w:t xml:space="preserve">Medical Superintendent</w:t>
+        <w:t xml:space="preserve">Accountable that IPC.2 is resourced and followed.</w:t>
       </w:r>
     </w:p>
     <w:p>
@@ -1131,7 +1145,21 @@
           <w:sz w:val="22"/>
           <w:szCs w:val="22"/>
         </w:rPr>
-        <w:t xml:space="preserve">Accountable that IPC.2 is resourced and followed.</w:t>
+        <w:t xml:space="preserve">Acts on outbreaks, sterilisation recalls and exposure events that reach top leadership.</w:t>
+      </w:r>
+    </w:p>
+    <w:p>
+      <w:pPr>
+        <w:spacing w:after="20" w:before="100"/>
+      </w:pPr>
+      <w:r>
+        <w:rPr>
+          <w:b/>
+          <w:bCs/>
+          <w:sz w:val="22"/>
+          <w:szCs w:val="22"/>
+        </w:rPr>
+        <w:t xml:space="preserve">Medical Superintendent</w:t>
       </w:r>
     </w:p>
     <w:p>
@@ -1148,7 +1176,21 @@
           <w:sz w:val="22"/>
           <w:szCs w:val="22"/>
         </w:rPr>
-        <w:t xml:space="preserve">Acts on outbreaks, sterilisation recalls and exposure events that reach top leadership.</w:t>
+        <w:t xml:space="preserve">Owns day-to-day implementation and records for this standard.</w:t>
+      </w:r>
+    </w:p>
+    <w:p>
+      <w:pPr>
+        <w:spacing w:after="20" w:before="100"/>
+      </w:pPr>
+      <w:r>
+        <w:rPr>
+          <w:b/>
+          <w:bCs/>
+          <w:sz w:val="22"/>
+          <w:szCs w:val="22"/>
+        </w:rPr>
+        <w:t xml:space="preserve">Infection Prevention and Control Officer</w:t>
       </w:r>
     </w:p>
     <w:p>
@@ -1165,7 +1207,21 @@
           <w:sz w:val="22"/>
           <w:szCs w:val="22"/>
         </w:rPr>
-        <w:t xml:space="preserve">Medical Superintendent</w:t>
+        <w:t xml:space="preserve">Coordinates the IPC programme across standards; brings surveillance and incidents to the Infection Prevention and Control Committee.</w:t>
+      </w:r>
+    </w:p>
+    <w:p>
+      <w:pPr>
+        <w:spacing w:after="20" w:before="100"/>
+      </w:pPr>
+      <w:r>
+        <w:rPr>
+          <w:b/>
+          <w:bCs/>
+          <w:sz w:val="22"/>
+          <w:szCs w:val="22"/>
+        </w:rPr>
+        <w:t xml:space="preserve">Infection Prevention and Control Nurse</w:t>
       </w:r>
     </w:p>
     <w:p>
@@ -1182,7 +1238,21 @@
           <w:sz w:val="22"/>
           <w:szCs w:val="22"/>
         </w:rPr>
-        <w:t xml:space="preserve">Owns day-to-day implementation and records for this standard.</w:t>
+        <w:t xml:space="preserve">Runs day-to-day surveillance, hand-hygiene audit and staff education as this standard requires.</w:t>
+      </w:r>
+    </w:p>
+    <w:p>
+      <w:pPr>
+        <w:spacing w:after="20" w:before="100"/>
+      </w:pPr>
+      <w:r>
+        <w:rPr>
+          <w:b/>
+          <w:bCs/>
+          <w:sz w:val="22"/>
+          <w:szCs w:val="22"/>
+        </w:rPr>
+        <w:t xml:space="preserve">Quality Coordinator</w:t>
       </w:r>
     </w:p>
     <w:p>
@@ -1199,7 +1269,28 @@
           <w:sz w:val="22"/>
           <w:szCs w:val="22"/>
         </w:rPr>
-        <w:t xml:space="preserve">Infection Prevention and Control Officer</w:t>
+        <w:t xml:space="preserve">Audits this policy «quarterly»; holds training acknowledgements.</w:t>
+      </w:r>
+    </w:p>
+    <w:p>
+      <w:pPr>
+        <w:pStyle w:val="Heading1"/>
+        <w:spacing w:after="120" w:before="280"/>
+      </w:pPr>
+      <w:r>
+        <w:t xml:space="preserve">7. Quality monitoring (RCA → CAPA)</w:t>
+      </w:r>
+    </w:p>
+    <w:p>
+      <w:pPr>
+        <w:spacing w:after="140"/>
+      </w:pPr>
+      <w:r>
+        <w:rPr>
+          <w:sz w:val="22"/>
+          <w:szCs w:val="22"/>
+        </w:rPr>
+        <w:t xml:space="preserve">The Quality Coordinator audits this policy «quarterly». The audit reviews:</w:t>
       </w:r>
     </w:p>
     <w:p>
@@ -1216,7 +1307,7 @@
           <w:sz w:val="22"/>
           <w:szCs w:val="22"/>
         </w:rPr>
-        <w:t xml:space="preserve">Coordinates the IPC programme across standards; brings surveillance and incidents to the Infection Prevention and Control Committee.</w:t>
+        <w:t xml:space="preserve">Records for a sample of this standard's objective elements, checked against the What-we-do steps.</w:t>
       </w:r>
     </w:p>
     <w:p>
@@ -1233,7 +1324,7 @@
           <w:sz w:val="22"/>
           <w:szCs w:val="22"/>
         </w:rPr>
-        <w:t xml:space="preserve">Infection Prevention and Control Nurse</w:t>
+        <w:t xml:space="preserve">CORE objective elements show no critical gaps in the sample.</w:t>
       </w:r>
     </w:p>
     <w:p>
@@ -1250,142 +1341,19 @@
           <w:sz w:val="22"/>
           <w:szCs w:val="22"/>
         </w:rPr>
-        <w:t xml:space="preserve">Runs day-to-day surveillance, hand-hygiene audit and staff education as this standard requires.</w:t>
-      </w:r>
-    </w:p>
-    <w:p>
-      <w:pPr>
-        <w:pStyle w:val="ListParagraph"/>
-        <w:numPr>
-          <w:ilvl w:val="0"/>
-          <w:numId w:val="1"/>
-        </w:numPr>
-        <w:spacing w:after="60"/>
-      </w:pPr>
-      <w:r>
-        <w:rPr>
-          <w:sz w:val="22"/>
-          <w:szCs w:val="22"/>
-        </w:rPr>
-        <w:t xml:space="preserve">Quality Coordinator</w:t>
-      </w:r>
-    </w:p>
-    <w:p>
-      <w:pPr>
-        <w:pStyle w:val="ListParagraph"/>
-        <w:numPr>
-          <w:ilvl w:val="0"/>
-          <w:numId w:val="1"/>
-        </w:numPr>
-        <w:spacing w:after="60"/>
-      </w:pPr>
-      <w:r>
-        <w:rPr>
-          <w:sz w:val="22"/>
-          <w:szCs w:val="22"/>
-        </w:rPr>
-        <w:t xml:space="preserve">Audits this policy «quarterly»; holds training acknowledgements.</w:t>
-      </w:r>
-    </w:p>
-    <w:p>
-      <w:pPr>
-        <w:pStyle w:val="Heading1"/>
-        <w:spacing w:after="120" w:before="280"/>
-      </w:pPr>
-      <w:r>
-        <w:t xml:space="preserve">7. Quality monitoring (RCA → CAPA)</w:t>
-      </w:r>
-    </w:p>
-    <w:p>
-      <w:pPr>
-        <w:spacing w:after="140"/>
-      </w:pPr>
-      <w:r>
-        <w:rPr>
-          <w:sz w:val="22"/>
-          <w:szCs w:val="22"/>
-        </w:rPr>
-        <w:t xml:space="preserve">The Quality Coordinator audits this policy «quarterly».</w:t>
-      </w:r>
-    </w:p>
-    <w:p>
-      <w:pPr>
-        <w:spacing w:after="140"/>
-      </w:pPr>
-      <w:r>
-        <w:rPr>
-          <w:sz w:val="22"/>
-          <w:szCs w:val="22"/>
-        </w:rPr>
-        <w:t xml:space="preserve">What is monitored each quarter:</w:t>
-      </w:r>
-    </w:p>
-    <w:p>
-      <w:pPr>
-        <w:pStyle w:val="ListParagraph"/>
-        <w:numPr>
-          <w:ilvl w:val="0"/>
-          <w:numId w:val="1"/>
-        </w:numPr>
-        <w:spacing w:after="60"/>
-      </w:pPr>
-      <w:r>
-        <w:rPr>
-          <w:sz w:val="22"/>
-          <w:szCs w:val="22"/>
-        </w:rPr>
-        <w:t xml:space="preserve">Sample of records for each OE IPC.2.a–d.</w:t>
-      </w:r>
-    </w:p>
-    <w:p>
-      <w:pPr>
-        <w:pStyle w:val="ListParagraph"/>
-        <w:numPr>
-          <w:ilvl w:val="0"/>
-          <w:numId w:val="1"/>
-        </w:numPr>
-        <w:spacing w:after="60"/>
-      </w:pPr>
-      <w:r>
-        <w:rPr>
-          <w:sz w:val="22"/>
-          <w:szCs w:val="22"/>
-        </w:rPr>
-        <w:t xml:space="preserve">Asterisked elements (none) have document evidence as required.</w:t>
-      </w:r>
-    </w:p>
-    <w:p>
-      <w:pPr>
-        <w:pStyle w:val="ListParagraph"/>
-        <w:numPr>
-          <w:ilvl w:val="0"/>
-          <w:numId w:val="1"/>
-        </w:numPr>
-        <w:spacing w:after="60"/>
-      </w:pPr>
-      <w:r>
-        <w:rPr>
-          <w:sz w:val="22"/>
-          <w:szCs w:val="22"/>
-        </w:rPr>
-        <w:t xml:space="preserve">CORE elements (ac) show no critical gaps in the sample.</w:t>
-      </w:r>
-    </w:p>
-    <w:p>
-      <w:pPr>
-        <w:pStyle w:val="ListParagraph"/>
-        <w:numPr>
-          <w:ilvl w:val="0"/>
-          <w:numId w:val="1"/>
-        </w:numPr>
-        <w:spacing w:after="60"/>
-      </w:pPr>
-      <w:r>
-        <w:rPr>
-          <w:sz w:val="22"/>
-          <w:szCs w:val="22"/>
-        </w:rPr>
         <w:t xml:space="preserve">Stop-work events (if any) are logged with outcome.</w:t>
+      </w:r>
+    </w:p>
+    <w:p>
+      <w:pPr>
+        <w:spacing w:after="140"/>
+      </w:pPr>
+      <w:r>
+        <w:rPr>
+          <w:sz w:val="22"/>
+          <w:szCs w:val="22"/>
+        </w:rPr>
+        <w:t xml:space="preserve">Root-cause analysis is required when a gap found in this audit remains open beyond «90 days».</w:t>
       </w:r>
     </w:p>
     <w:p>
@@ -2865,7 +2833,7 @@
           <w:sz w:val="22"/>
           <w:szCs w:val="22"/>
         </w:rPr>
-        <w:t xml:space="preserve">Records showing IPC.2.a was followed for sampled patients/cases.</w:t>
+        <w:t xml:space="preserve">Signed annual budget line for the IPC programme.</w:t>
       </w:r>
     </w:p>
     <w:p>
@@ -2882,7 +2850,7 @@
           <w:sz w:val="22"/>
           <w:szCs w:val="22"/>
         </w:rPr>
-        <w:t xml:space="preserve">Written guidance / protocol referenced for this element (where required).</w:t>
+        <w:t xml:space="preserve">Resource-availability record — PPE, hand-hygiene products, disinfectants, isolation capacity, laboratory support, training.</w:t>
       </w:r>
     </w:p>
     <w:p>
@@ -2899,7 +2867,16 @@
           <w:sz w:val="22"/>
           <w:szCs w:val="22"/>
         </w:rPr>
-        <w:t xml:space="preserve">Audit sample notes for IPC.2.a reviewed «quarterly».</w:t>
+        <w:t xml:space="preserve">Stock-out escalation record to the IPC Committee.</w:t>
+      </w:r>
+    </w:p>
+    <w:p>
+      <w:pPr>
+        <w:pStyle w:val="Heading2"/>
+        <w:spacing w:after="100" w:before="220"/>
+      </w:pPr>
+      <w:r>
+        <w:t xml:space="preserve">IPC.2.b — Adequate and appropriate personal protective equipment, soaps, and disinfectants are available and used correctly.</w:t>
       </w:r>
     </w:p>
     <w:p>
@@ -2916,16 +2893,7 @@
           <w:sz w:val="22"/>
           <w:szCs w:val="22"/>
         </w:rPr>
-        <w:t xml:space="preserve">CORE-element sample with no critical gaps in the quarter under review.</w:t>
-      </w:r>
-    </w:p>
-    <w:p>
-      <w:pPr>
-        <w:pStyle w:val="Heading2"/>
-        <w:spacing w:after="100" w:before="220"/>
-      </w:pPr>
-      <w:r>
-        <w:t xml:space="preserve">IPC.2.b — Adequate and appropriate personal protective equipment, soaps, and disinfectants are available and used correctly.</w:t>
+        <w:t xml:space="preserve">PPE, soap and disinfectant inventory record at the point of use.</w:t>
       </w:r>
     </w:p>
     <w:p>
@@ -2942,7 +2910,7 @@
           <w:sz w:val="22"/>
           <w:szCs w:val="22"/>
         </w:rPr>
-        <w:t xml:space="preserve">Records showing IPC.2.b was followed for sampled patients/cases.</w:t>
+        <w:t xml:space="preserve">Correct-use training record — donning/doffing, disinfectant dilution.</w:t>
       </w:r>
     </w:p>
     <w:p>
@@ -2959,7 +2927,16 @@
           <w:sz w:val="22"/>
           <w:szCs w:val="22"/>
         </w:rPr>
-        <w:t xml:space="preserve">Written guidance / protocol referenced for this element (where required).</w:t>
+        <w:t xml:space="preserve">Monthly spot-check record by the IPC Nurse.</w:t>
+      </w:r>
+    </w:p>
+    <w:p>
+      <w:pPr>
+        <w:pStyle w:val="Heading2"/>
+        <w:spacing w:after="100" w:before="220"/>
+      </w:pPr>
+      <w:r>
+        <w:t xml:space="preserve">IPC.2.c — Adequate and appropriate facilities for hand hygiene in all patient-care areas are accessible to healthcare providers.</w:t>
       </w:r>
     </w:p>
     <w:p>
@@ -2976,16 +2953,7 @@
           <w:sz w:val="22"/>
           <w:szCs w:val="22"/>
         </w:rPr>
-        <w:t xml:space="preserve">Audit sample notes for IPC.2.b reviewed «quarterly».</w:t>
-      </w:r>
-    </w:p>
-    <w:p>
-      <w:pPr>
-        <w:pStyle w:val="Heading2"/>
-        <w:spacing w:after="100" w:before="220"/>
-      </w:pPr>
-      <w:r>
-        <w:t xml:space="preserve">IPC.2.c — Adequate and appropriate facilities for hand hygiene in all patient-care areas are accessible to healthcare providers.</w:t>
+        <w:t xml:space="preserve">Hand-hygiene-point map for every patient-care area.</w:t>
       </w:r>
     </w:p>
     <w:p>
@@ -3002,7 +2970,7 @@
           <w:sz w:val="22"/>
           <w:szCs w:val="22"/>
         </w:rPr>
-        <w:t xml:space="preserve">Records showing IPC.2.c was followed for sampled patients/cases.</w:t>
+        <w:t xml:space="preserve">Quarterly walk-round record confirming accessibility.</w:t>
       </w:r>
     </w:p>
     <w:p>
@@ -3019,7 +2987,16 @@
           <w:sz w:val="22"/>
           <w:szCs w:val="22"/>
         </w:rPr>
-        <w:t xml:space="preserve">Written guidance / protocol referenced for this element (where required).</w:t>
+        <w:t xml:space="preserve">Corrective record for any blocked or unstocked point found.</w:t>
+      </w:r>
+    </w:p>
+    <w:p>
+      <w:pPr>
+        <w:pStyle w:val="Heading2"/>
+        <w:spacing w:after="100" w:before="220"/>
+      </w:pPr>
+      <w:r>
+        <w:t xml:space="preserve">IPC.2.d — Isolation / barrier nursing facilities are available.</w:t>
       </w:r>
     </w:p>
     <w:p>
@@ -3036,7 +3013,7 @@
           <w:sz w:val="22"/>
           <w:szCs w:val="22"/>
         </w:rPr>
-        <w:t xml:space="preserve">Audit sample notes for IPC.2.c reviewed «quarterly».</w:t>
+        <w:t xml:space="preserve">Written isolation and barrier-nursing criteria.</w:t>
       </w:r>
     </w:p>
     <w:p>
@@ -3053,16 +3030,7 @@
           <w:sz w:val="22"/>
           <w:szCs w:val="22"/>
         </w:rPr>
-        <w:t xml:space="preserve">CORE-element sample with no critical gaps in the quarter under review.</w:t>
-      </w:r>
-    </w:p>
-    <w:p>
-      <w:pPr>
-        <w:pStyle w:val="Heading2"/>
-        <w:spacing w:after="100" w:before="220"/>
-      </w:pPr>
-      <w:r>
-        <w:t xml:space="preserve">IPC.2.d — Isolation / barrier nursing facilities are available.</w:t>
+        <w:t xml:space="preserve">Isolation-room or barrier-nursing-kit inventory matching the criteria.</w:t>
       </w:r>
     </w:p>
     <w:p>
@@ -3079,41 +3047,7 @@
           <w:sz w:val="22"/>
           <w:szCs w:val="22"/>
         </w:rPr>
-        <w:t xml:space="preserve">Records showing IPC.2.d was followed for sampled patients/cases.</w:t>
-      </w:r>
-    </w:p>
-    <w:p>
-      <w:pPr>
-        <w:pStyle w:val="ListParagraph"/>
-        <w:numPr>
-          <w:ilvl w:val="0"/>
-          <w:numId w:val="1"/>
-        </w:numPr>
-        <w:spacing w:after="60"/>
-      </w:pPr>
-      <w:r>
-        <w:rPr>
-          <w:sz w:val="22"/>
-          <w:szCs w:val="22"/>
-        </w:rPr>
-        <w:t xml:space="preserve">Written guidance / protocol referenced for this element (where required).</w:t>
-      </w:r>
-    </w:p>
-    <w:p>
-      <w:pPr>
-        <w:pStyle w:val="ListParagraph"/>
-        <w:numPr>
-          <w:ilvl w:val="0"/>
-          <w:numId w:val="1"/>
-        </w:numPr>
-        <w:spacing w:after="60"/>
-      </w:pPr>
-      <w:r>
-        <w:rPr>
-          <w:sz w:val="22"/>
-          <w:szCs w:val="22"/>
-        </w:rPr>
-        <w:t xml:space="preserve">Audit sample notes for IPC.2.d reviewed «quarterly».</w:t>
+        <w:t xml:space="preserve">Location-list agreement record between the Nursing Superintendent and the IPC Officer.</w:t>
       </w:r>
     </w:p>
     <w:p>

--- a/policies/build/masters_hco/HCO.IPC.2_v2_master.docx
+++ b/policies/build/masters_hco/HCO.IPC.2_v2_master.docx
@@ -692,7 +692,7 @@
           <w:sz w:val="22"/>
           <w:szCs w:val="22"/>
         </w:rPr>
-        <w:t xml:space="preserve">It covers objective elements IPC.2.a–d (4 elements).</w:t>
+        <w:t xml:space="preserve">This policy covers all 4 requirements under this standard, listed in detail below.</w:t>
       </w:r>
     </w:p>
     <w:p>
@@ -716,7 +716,7 @@
           <w:sz w:val="22"/>
           <w:szCs w:val="22"/>
         </w:rPr>
-        <w:t xml:space="preserve">This policy owns IPC.2. Related AAC, COP, MOM and PRE duties stay with those policies — cross-reference only. Other IPC standards stay with their own policies.</w:t>
+        <w:t xml:space="preserve">This policy covers resources for infection prevention and control specifically. Related duties — like patient assessment, clinical care, medication management, or patient rights — are covered in the hospital's other policies, not repeated here. Other IPC standards stay with their own policies.</w:t>
       </w:r>
     </w:p>
     <w:p>
@@ -761,19 +761,19 @@
           <w:sz w:val="22"/>
           <w:szCs w:val="22"/>
         </w:rPr>
-        <w:t xml:space="preserve">It covers 4 objective elements (IPC.2.a, IPC.2.b, IPC.2.c, IPC.2.d).</w:t>
-      </w:r>
-    </w:p>
-    <w:p>
-      <w:pPr>
-        <w:spacing w:after="140"/>
-      </w:pPr>
-      <w:r>
-        <w:rPr>
-          <w:sz w:val="22"/>
-          <w:szCs w:val="22"/>
-        </w:rPr>
-        <w:t xml:space="preserve">Boundaries: do not overwrite HCO AAC, COP, MOM or PRE policies. Spell out abbreviations on first use in training materials. OE counts/levels/asterisks stay with the official portal Standards PDF. Method notes come from the Guidebook Interpretation paragraphs (scanned PDF md5 2c4489ee98de4ae9b49cba168ea9f42a).</w:t>
+        <w:t xml:space="preserve">This policy covers all 4 requirements under this standard, listed in detail below.</w:t>
+      </w:r>
+    </w:p>
+    <w:p>
+      <w:pPr>
+        <w:spacing w:after="140"/>
+      </w:pPr>
+      <w:r>
+        <w:rPr>
+          <w:sz w:val="22"/>
+          <w:szCs w:val="22"/>
+        </w:rPr>
+        <w:t xml:space="preserve">This policy covers resources for infection prevention and control specifically. Related duties — like patient assessment, clinical care, medication management, or patient rights — are covered in the hospital's other policies, not repeated here. Spell out abbreviations on first use in training materials. OE counts/levels/asterisks stay with the official portal Standards PDF. Method notes come from the Guidebook Interpretation paragraphs (scanned PDF md5 2c4489ee98de4ae9b49cba168ea9f42a).</w:t>
       </w:r>
     </w:p>
     <w:p>
